--- a/Requirements Table.docx
+++ b/Requirements Table.docx
@@ -275,43 +275,7 @@
                     <w:spacing w:after="0" w:line="240" w:lineRule="auto"/>
                   </w:pPr>
                   <w:r>
-                    <w:t>The system shall allow shelter staff to log an animal</w:t>
-                  </w:r>
-                  <w:r>
-                    <w:t>’</w:t>
-                  </w:r>
-                  <w:r>
-                    <w:t>s vaccination and medical intake records and update the animal</w:t>
-                  </w:r>
-                  <w:r>
-                    <w:t>’</w:t>
-                  </w:r>
-                  <w:r>
-                    <w:t xml:space="preserve">s availability status to </w:t>
-                  </w:r>
-                  <w:r>
-                    <w:rPr>
-                      <w:b/>
-                      <w:bCs/>
-                    </w:rPr>
-                    <w:t>“</w:t>
-                  </w:r>
-                  <w:r>
-                    <w:rPr>
-                      <w:b/>
-                      <w:bCs/>
-                    </w:rPr>
-                    <w:t>Ready for Adoption</w:t>
-                  </w:r>
-                  <w:r>
-                    <w:rPr>
-                      <w:b/>
-                      <w:bCs/>
-                    </w:rPr>
-                    <w:t>”</w:t>
-                  </w:r>
-                  <w:r>
-                    <w:t xml:space="preserve"> when the animal is medically cleared.</w:t>
+                    <w:t>The system shall allow shelter staff to record an animal's vaccination and medical intake records and, after recording medical clearance, update the animal's availability status to "Ready for Adoption".</w:t>
                   </w:r>
                 </w:p>
               </w:tc>
